--- a/Files/04 - Bamidbar/07 - Balak/5784/Balak 5784.docx
+++ b/Files/04 - Bamidbar/07 - Balak/5784/Balak 5784.docx
@@ -2333,7 +2333,7 @@
           <w:rFonts w:ascii="Times New Roman" w:hAnsi="Times New Roman" w:cs="Times New Roman" w:hint="cs"/>
           <w:rtl/>
         </w:rPr>
-        <w:t>נשמה</w:t>
+        <w:t xml:space="preserve">נשמה </w:t>
       </w:r>
       <w:r>
         <w:rPr>

--- a/Files/04 - Bamidbar/07 - Balak/5784/Balak 5784.docx
+++ b/Files/04 - Bamidbar/07 - Balak/5784/Balak 5784.docx
@@ -361,7 +361,7 @@
           <w:rFonts w:ascii="Times New Roman" w:hAnsi="Times New Roman" w:cs="Times New Roman"/>
           <w:rtl/>
         </w:rPr>
-        <w:t>"</w:t>
+        <w:t>״</w:t>
       </w:r>
       <w:r>
         <w:rPr>
@@ -429,7 +429,7 @@
           <w:rFonts w:ascii="Times New Roman" w:hAnsi="Times New Roman" w:cs="Times New Roman"/>
           <w:rtl/>
         </w:rPr>
-        <w:t>"</w:t>
+        <w:t>״</w:t>
       </w:r>
       <w:r>
         <w:rPr>
@@ -512,7 +512,7 @@
           <w:rFonts w:ascii="Times New Roman" w:hAnsi="Times New Roman" w:cs="Times New Roman"/>
           <w:rtl/>
         </w:rPr>
-        <w:t>"</w:t>
+        <w:t>״</w:t>
       </w:r>
       <w:r>
         <w:rPr>

--- a/Files/04 - Bamidbar/07 - Balak/5784/Balak 5784.docx
+++ b/Files/04 - Bamidbar/07 - Balak/5784/Balak 5784.docx
@@ -361,7 +361,7 @@
           <w:rFonts w:ascii="Times New Roman" w:hAnsi="Times New Roman" w:cs="Times New Roman"/>
           <w:rtl/>
         </w:rPr>
-        <w:t>״</w:t>
+        <w:t>"</w:t>
       </w:r>
       <w:r>
         <w:rPr>
@@ -429,7 +429,7 @@
           <w:rFonts w:ascii="Times New Roman" w:hAnsi="Times New Roman" w:cs="Times New Roman"/>
           <w:rtl/>
         </w:rPr>
-        <w:t>״</w:t>
+        <w:t>"</w:t>
       </w:r>
       <w:r>
         <w:rPr>
@@ -512,7 +512,7 @@
           <w:rFonts w:ascii="Times New Roman" w:hAnsi="Times New Roman" w:cs="Times New Roman"/>
           <w:rtl/>
         </w:rPr>
-        <w:t>״</w:t>
+        <w:t>"</w:t>
       </w:r>
       <w:r>
         <w:rPr>
@@ -1507,7 +1507,19 @@
         <w:rPr>
           <w:rFonts w:ascii="Times New Roman" w:hAnsi="Times New Roman" w:cs="Times New Roman"/>
         </w:rPr>
-        <w:t xml:space="preserve">messengers </w:t>
+        <w:t>messengers</w:t>
+      </w:r>
+      <w:r>
+        <w:rPr>
+          <w:rFonts w:ascii="Times New Roman" w:hAnsi="Times New Roman" w:cs="Times New Roman"/>
+        </w:rPr>
+        <w:t>,</w:t>
+      </w:r>
+      <w:r>
+        <w:rPr>
+          <w:rFonts w:ascii="Times New Roman" w:hAnsi="Times New Roman" w:cs="Times New Roman"/>
+        </w:rPr>
+        <w:t xml:space="preserve"> </w:t>
       </w:r>
       <w:r>
         <w:rPr>
@@ -1549,13 +1561,19 @@
         <w:rPr>
           <w:rFonts w:ascii="Times New Roman" w:hAnsi="Times New Roman" w:cs="Times New Roman"/>
         </w:rPr>
+        <w:t>.</w:t>
+      </w:r>
+      <w:r>
+        <w:rPr>
+          <w:rFonts w:ascii="Times New Roman" w:hAnsi="Times New Roman" w:cs="Times New Roman"/>
+        </w:rPr>
         <w:t>”</w:t>
       </w:r>
       <w:r>
         <w:rPr>
           <w:rFonts w:ascii="Times New Roman" w:hAnsi="Times New Roman" w:cs="Times New Roman"/>
         </w:rPr>
-        <w:t xml:space="preserve">. Finally </w:t>
+        <w:t xml:space="preserve"> Finally </w:t>
       </w:r>
       <w:r>
         <w:rPr>
@@ -2333,7 +2351,7 @@
           <w:rFonts w:ascii="Times New Roman" w:hAnsi="Times New Roman" w:cs="Times New Roman" w:hint="cs"/>
           <w:rtl/>
         </w:rPr>
-        <w:t xml:space="preserve">נשמה </w:t>
+        <w:t>נשמה</w:t>
       </w:r>
       <w:r>
         <w:rPr>

--- a/Files/04 - Bamidbar/07 - Balak/5784/Balak 5784.docx
+++ b/Files/04 - Bamidbar/07 - Balak/5784/Balak 5784.docx
@@ -361,7 +361,7 @@
           <w:rFonts w:ascii="Times New Roman" w:hAnsi="Times New Roman" w:cs="Times New Roman"/>
           <w:rtl/>
         </w:rPr>
-        <w:t>"</w:t>
+        <w:t>״</w:t>
       </w:r>
       <w:r>
         <w:rPr>
@@ -429,7 +429,7 @@
           <w:rFonts w:ascii="Times New Roman" w:hAnsi="Times New Roman" w:cs="Times New Roman"/>
           <w:rtl/>
         </w:rPr>
-        <w:t>"</w:t>
+        <w:t>״</w:t>
       </w:r>
       <w:r>
         <w:rPr>
@@ -512,7 +512,7 @@
           <w:rFonts w:ascii="Times New Roman" w:hAnsi="Times New Roman" w:cs="Times New Roman"/>
           <w:rtl/>
         </w:rPr>
-        <w:t>"</w:t>
+        <w:t>״</w:t>
       </w:r>
       <w:r>
         <w:rPr>
@@ -2351,7 +2351,7 @@
           <w:rFonts w:ascii="Times New Roman" w:hAnsi="Times New Roman" w:cs="Times New Roman" w:hint="cs"/>
           <w:rtl/>
         </w:rPr>
-        <w:t>נשמה</w:t>
+        <w:t xml:space="preserve">נשמה </w:t>
       </w:r>
       <w:r>
         <w:rPr>
